--- a/ind/docx/53.content.docx
+++ b/ind/docx/53.content.docx
@@ -19,7 +19,7 @@
         <w:rPr>
           <w:lang w:val="id_ID" w:bidi="id_ID"/>
         </w:rPr>
-        <w:t>Resource: Tyndale Open Study Notes</w:t>
+        <w:t>Resource: Aquifer Open Study Notes (Book Intros)</w:t>
       </w:r>
       <w:r>
         <w:rPr>
@@ -112,7 +112,7 @@
         <w:rPr>
           <w:lang w:val="id_ID" w:bidi="id_ID"/>
         </w:rPr>
-        <w:t>Tyndale Open Study Notes</w:t>
+        <w:t>Aquifer Open Study Notes (Book Intros)</w:t>
       </w:r>
     </w:p>
     <w:p>

--- a/ind/docx/53.content.docx
+++ b/ind/docx/53.content.docx
@@ -258,90 +258,60 @@
         </w:rPr>
         <w:t>Sejak saat pertobatan mereka, orang-orang Kristen Tesalonika telah menghadapi permusuhan (</w:t>
       </w:r>
-      <w:hyperlink r:id="rId13">
-        <w:r>
-          <w:rPr>
-            <w:lang w:val="id_ID" w:bidi="id_ID"/>
-          </w:rPr>
-          <w:rPr>
-            <w:color w:val="0000EE"/>
-            <w:u w:val="single"/>
-          </w:rPr>
-          <w:t>2Tes. 1:6</w:t>
-        </w:r>
-      </w:hyperlink>
+      <w:r>
+        <w:rPr>
+          <w:lang w:val="id_ID" w:bidi="id_ID"/>
+        </w:rPr>
+        <w:t>2Tes. 1:6</w:t>
+      </w:r>
       <w:r>
         <w:rPr>
           <w:lang w:val="id_ID" w:bidi="id_ID"/>
         </w:rPr>
         <w:t xml:space="preserve">; </w:t>
       </w:r>
-      <w:hyperlink r:id="rId14">
-        <w:r>
-          <w:rPr>
-            <w:lang w:val="id_ID" w:bidi="id_ID"/>
-          </w:rPr>
-          <w:rPr>
-            <w:color w:val="0000EE"/>
-            <w:u w:val="single"/>
-          </w:rPr>
-          <w:t>2:14</w:t>
-        </w:r>
-      </w:hyperlink>
+      <w:r>
+        <w:rPr>
+          <w:lang w:val="id_ID" w:bidi="id_ID"/>
+        </w:rPr>
+        <w:t>2:14</w:t>
+      </w:r>
       <w:r>
         <w:rPr>
           <w:lang w:val="id_ID" w:bidi="id_ID"/>
         </w:rPr>
         <w:t>), dan Paulus khawatir apakah mereka akan tetap mempertahankan iman mereka (</w:t>
       </w:r>
-      <w:hyperlink r:id="rId15">
-        <w:r>
-          <w:rPr>
-            <w:lang w:val="id_ID" w:bidi="id_ID"/>
-          </w:rPr>
-          <w:rPr>
-            <w:color w:val="0000EE"/>
-            <w:u w:val="single"/>
-          </w:rPr>
-          <w:t>2Tes. 3:5</w:t>
-        </w:r>
-      </w:hyperlink>
+      <w:r>
+        <w:rPr>
+          <w:lang w:val="id_ID" w:bidi="id_ID"/>
+        </w:rPr>
+        <w:t>2Tes. 3:5</w:t>
+      </w:r>
       <w:r>
         <w:rPr>
           <w:lang w:val="id_ID" w:bidi="id_ID"/>
         </w:rPr>
         <w:t>). Ketika Paulus menulis 1 Tesalonika, mereka telah berdiri teguh dalam iman, kasih, dan pengharapan (</w:t>
       </w:r>
-      <w:hyperlink r:id="rId16">
-        <w:r>
-          <w:rPr>
-            <w:lang w:val="id_ID" w:bidi="id_ID"/>
-          </w:rPr>
-          <w:rPr>
-            <w:color w:val="0000EE"/>
-            <w:u w:val="single"/>
-          </w:rPr>
-          <w:t>2Tes. 1:3</w:t>
-        </w:r>
-      </w:hyperlink>
+      <w:r>
+        <w:rPr>
+          <w:lang w:val="id_ID" w:bidi="id_ID"/>
+        </w:rPr>
+        <w:t>2Tes. 1:3</w:t>
+      </w:r>
       <w:r>
         <w:rPr>
           <w:lang w:val="id_ID" w:bidi="id_ID"/>
         </w:rPr>
         <w:t xml:space="preserve">; </w:t>
       </w:r>
-      <w:hyperlink r:id="rId17">
-        <w:r>
-          <w:rPr>
-            <w:lang w:val="id_ID" w:bidi="id_ID"/>
-          </w:rPr>
-          <w:rPr>
-            <w:color w:val="0000EE"/>
-            <w:u w:val="single"/>
-          </w:rPr>
-          <w:t>3:6–8</w:t>
-        </w:r>
-      </w:hyperlink>
+      <w:r>
+        <w:rPr>
+          <w:lang w:val="id_ID" w:bidi="id_ID"/>
+        </w:rPr>
+        <w:t>3:6–8</w:t>
+      </w:r>
       <w:r>
         <w:rPr>
           <w:lang w:val="id_ID" w:bidi="id_ID"/>
@@ -362,54 +332,36 @@
         </w:rPr>
         <w:t>Setelah Paulus mengirim surat pertamanya, situasi di jemaat Tesalonika memburuk dan penganiayaan semakin intensif. Apa yang sebelumnya ditulis Paulus dibantah oleh satu ajaran palsu yang menyatakan bahwa hari Tuhan sudah tiba (</w:t>
       </w:r>
-      <w:hyperlink r:id="rId18">
-        <w:r>
-          <w:rPr>
-            <w:lang w:val="id_ID" w:bidi="id_ID"/>
-          </w:rPr>
-          <w:rPr>
-            <w:color w:val="0000EE"/>
-            <w:u w:val="single"/>
-          </w:rPr>
-          <w:t>2Tes. 2:2</w:t>
-        </w:r>
-      </w:hyperlink>
+      <w:r>
+        <w:rPr>
+          <w:lang w:val="id_ID" w:bidi="id_ID"/>
+        </w:rPr>
+        <w:t>2Tes. 2:2</w:t>
+      </w:r>
       <w:r>
         <w:rPr>
           <w:lang w:val="id_ID" w:bidi="id_ID"/>
         </w:rPr>
         <w:t>). Paulus menulis 2 Tesalonika setelah menerima berita ini (</w:t>
       </w:r>
-      <w:hyperlink r:id="rId18">
-        <w:r>
-          <w:rPr>
-            <w:lang w:val="id_ID" w:bidi="id_ID"/>
-          </w:rPr>
-          <w:rPr>
-            <w:color w:val="0000EE"/>
-            <w:u w:val="single"/>
-          </w:rPr>
-          <w:t>2Tes. 2:2</w:t>
-        </w:r>
-      </w:hyperlink>
+      <w:r>
+        <w:rPr>
+          <w:lang w:val="id_ID" w:bidi="id_ID"/>
+        </w:rPr>
+        <w:t>2Tes. 2:2</w:t>
+      </w:r>
       <w:r>
         <w:rPr>
           <w:lang w:val="id_ID" w:bidi="id_ID"/>
         </w:rPr>
         <w:t xml:space="preserve">; </w:t>
       </w:r>
-      <w:hyperlink r:id="rId19">
-        <w:r>
-          <w:rPr>
-            <w:lang w:val="id_ID" w:bidi="id_ID"/>
-          </w:rPr>
-          <w:rPr>
-            <w:color w:val="0000EE"/>
-            <w:u w:val="single"/>
-          </w:rPr>
-          <w:t>3:11</w:t>
-        </w:r>
-      </w:hyperlink>
+      <w:r>
+        <w:rPr>
+          <w:lang w:val="id_ID" w:bidi="id_ID"/>
+        </w:rPr>
+        <w:t>3:11</w:t>
+      </w:r>
       <w:r>
         <w:rPr>
           <w:lang w:val="id_ID" w:bidi="id_ID"/>
@@ -441,72 +393,48 @@
         </w:rPr>
         <w:t>Surat Tesalonika yang kedua dimulai dengan salam sebagaimana biasanya (</w:t>
       </w:r>
-      <w:hyperlink r:id="rId20">
-        <w:r>
-          <w:rPr>
-            <w:lang w:val="id_ID" w:bidi="id_ID"/>
-          </w:rPr>
-          <w:rPr>
-            <w:color w:val="0000EE"/>
-            <w:u w:val="single"/>
-          </w:rPr>
-          <w:t>2Tes. 1:1–2</w:t>
-        </w:r>
-      </w:hyperlink>
+      <w:r>
+        <w:rPr>
+          <w:lang w:val="id_ID" w:bidi="id_ID"/>
+        </w:rPr>
+        <w:t>2Tes. 1:1–2</w:t>
+      </w:r>
       <w:r>
         <w:rPr>
           <w:lang w:val="id_ID" w:bidi="id_ID"/>
         </w:rPr>
         <w:t>), kemudian dengan cepat beralih ke ucapan syukur atas iman, kasih, dan pengharapan yang tekun dari jemaat, yang telah menjadi teladan bagi jemaat-jemaat lainnya (</w:t>
       </w:r>
-      <w:hyperlink r:id="rId21">
-        <w:r>
-          <w:rPr>
-            <w:lang w:val="id_ID" w:bidi="id_ID"/>
-          </w:rPr>
-          <w:rPr>
-            <w:color w:val="0000EE"/>
-            <w:u w:val="single"/>
-          </w:rPr>
-          <w:t>2Tes. 1:3–4</w:t>
-        </w:r>
-      </w:hyperlink>
+      <w:r>
+        <w:rPr>
+          <w:lang w:val="id_ID" w:bidi="id_ID"/>
+        </w:rPr>
+        <w:t>2Tes. 1:3–4</w:t>
+      </w:r>
       <w:r>
         <w:rPr>
           <w:lang w:val="id_ID" w:bidi="id_ID"/>
         </w:rPr>
         <w:t>). Memperhatikan penderitaan mereka, Paulus menyatakan bahwa Allah akan menghakimi para penganiaya mereka dan memberikan upah kepada orang-orang percaya di Tesalonika (</w:t>
       </w:r>
-      <w:hyperlink r:id="rId22">
-        <w:r>
-          <w:rPr>
-            <w:lang w:val="id_ID" w:bidi="id_ID"/>
-          </w:rPr>
-          <w:rPr>
-            <w:color w:val="0000EE"/>
-            <w:u w:val="single"/>
-          </w:rPr>
-          <w:t>2Tes. 1:5–10</w:t>
-        </w:r>
-      </w:hyperlink>
+      <w:r>
+        <w:rPr>
+          <w:lang w:val="id_ID" w:bidi="id_ID"/>
+        </w:rPr>
+        <w:t>2Tes. 1:5–10</w:t>
+      </w:r>
       <w:r>
         <w:rPr>
           <w:lang w:val="id_ID" w:bidi="id_ID"/>
         </w:rPr>
         <w:t>). Paulus mengucap syukur untuk jemaat ini dan berdoa agar Allah terus menjadikan mereka layak atas panggilan-Nya (</w:t>
       </w:r>
-      <w:hyperlink r:id="rId23">
-        <w:r>
-          <w:rPr>
-            <w:lang w:val="id_ID" w:bidi="id_ID"/>
-          </w:rPr>
-          <w:rPr>
-            <w:color w:val="0000EE"/>
-            <w:u w:val="single"/>
-          </w:rPr>
-          <w:t>2Tes. 1:11–12</w:t>
-        </w:r>
-      </w:hyperlink>
+      <w:r>
+        <w:rPr>
+          <w:lang w:val="id_ID" w:bidi="id_ID"/>
+        </w:rPr>
+        <w:t>2Tes. 1:11–12</w:t>
+      </w:r>
       <w:r>
         <w:rPr>
           <w:lang w:val="id_ID" w:bidi="id_ID"/>
@@ -527,108 +455,72 @@
         </w:rPr>
         <w:t>Paulus menentang ajaran palsu bahwa "hari Tuhan telah tiba" (</w:t>
       </w:r>
-      <w:hyperlink r:id="rId24">
-        <w:r>
-          <w:rPr>
-            <w:lang w:val="id_ID" w:bidi="id_ID"/>
-          </w:rPr>
-          <w:rPr>
-            <w:color w:val="0000EE"/>
-            <w:u w:val="single"/>
-          </w:rPr>
-          <w:t>2Tes. 2:1–2</w:t>
-        </w:r>
-      </w:hyperlink>
+      <w:r>
+        <w:rPr>
+          <w:lang w:val="id_ID" w:bidi="id_ID"/>
+        </w:rPr>
+        <w:t>2Tes. 2:1–2</w:t>
+      </w:r>
       <w:r>
         <w:rPr>
           <w:lang w:val="id_ID" w:bidi="id_ID"/>
         </w:rPr>
         <w:t>) dan mendorong jemaat untuk tidak tertipu oleh doktrin ini (</w:t>
       </w:r>
-      <w:hyperlink r:id="rId25">
-        <w:r>
-          <w:rPr>
-            <w:lang w:val="id_ID" w:bidi="id_ID"/>
-          </w:rPr>
-          <w:rPr>
-            <w:color w:val="0000EE"/>
-            <w:u w:val="single"/>
-          </w:rPr>
-          <w:t>2Tes. 2:3</w:t>
-        </w:r>
-      </w:hyperlink>
+      <w:r>
+        <w:rPr>
+          <w:lang w:val="id_ID" w:bidi="id_ID"/>
+        </w:rPr>
+        <w:t>2Tes. 2:3</w:t>
+      </w:r>
       <w:r>
         <w:rPr>
           <w:lang w:val="id_ID" w:bidi="id_ID"/>
         </w:rPr>
         <w:t>). Dia menjelaskan peristiwa-peristiwa yang akan mendahului kedatangan Kristus, ketika jemaat akan dikumpulkan untuk bertemu dengan-Nya (</w:t>
       </w:r>
-      <w:hyperlink r:id="rId26">
-        <w:r>
-          <w:rPr>
-            <w:lang w:val="id_ID" w:bidi="id_ID"/>
-          </w:rPr>
-          <w:rPr>
-            <w:color w:val="0000EE"/>
-            <w:u w:val="single"/>
-          </w:rPr>
-          <w:t>2Tes. 2:1–12</w:t>
-        </w:r>
-      </w:hyperlink>
+      <w:r>
+        <w:rPr>
+          <w:lang w:val="id_ID" w:bidi="id_ID"/>
+        </w:rPr>
+        <w:t>2Tes. 2:1–12</w:t>
+      </w:r>
       <w:r>
         <w:rPr>
           <w:lang w:val="id_ID" w:bidi="id_ID"/>
         </w:rPr>
         <w:t>). Pertama, akan ada pemberontakan melawan Allah (</w:t>
       </w:r>
-      <w:hyperlink r:id="rId25">
-        <w:r>
-          <w:rPr>
-            <w:lang w:val="id_ID" w:bidi="id_ID"/>
-          </w:rPr>
-          <w:rPr>
-            <w:color w:val="0000EE"/>
-            <w:u w:val="single"/>
-          </w:rPr>
-          <w:t>2Tes. 3:3</w:t>
-        </w:r>
-      </w:hyperlink>
+      <w:r>
+        <w:rPr>
+          <w:lang w:val="id_ID" w:bidi="id_ID"/>
+        </w:rPr>
+        <w:t>2Tes. 3:3</w:t>
+      </w:r>
       <w:r>
         <w:rPr>
           <w:lang w:val="id_ID" w:bidi="id_ID"/>
         </w:rPr>
         <w:t>). Kemudian "manusia durhaka" akan muncul, yang akan mengklaim dirinya sebagai ilahi dan menuntut penyembahan (</w:t>
       </w:r>
-      <w:hyperlink r:id="rId27">
-        <w:r>
-          <w:rPr>
-            <w:lang w:val="id_ID" w:bidi="id_ID"/>
-          </w:rPr>
-          <w:rPr>
-            <w:color w:val="0000EE"/>
-            <w:u w:val="single"/>
-          </w:rPr>
-          <w:t>2Tes. 2:3–4</w:t>
-        </w:r>
-      </w:hyperlink>
+      <w:r>
+        <w:rPr>
+          <w:lang w:val="id_ID" w:bidi="id_ID"/>
+        </w:rPr>
+        <w:t>2Tes. 2:3–4</w:t>
+      </w:r>
       <w:r>
         <w:rPr>
           <w:lang w:val="id_ID" w:bidi="id_ID"/>
         </w:rPr>
         <w:t>). Meskipun dia akan diberi kuasa oleh Setan dan akan menipu banyak orang, Yesus akan menghancurkannya (</w:t>
       </w:r>
-      <w:hyperlink r:id="rId28">
-        <w:r>
-          <w:rPr>
-            <w:lang w:val="id_ID" w:bidi="id_ID"/>
-          </w:rPr>
-          <w:rPr>
-            <w:color w:val="0000EE"/>
-            <w:u w:val="single"/>
-          </w:rPr>
-          <w:t>2Tes. 2:8–12</w:t>
-        </w:r>
-      </w:hyperlink>
+      <w:r>
+        <w:rPr>
+          <w:lang w:val="id_ID" w:bidi="id_ID"/>
+        </w:rPr>
+        <w:t>2Tes. 2:8–12</w:t>
+      </w:r>
       <w:r>
         <w:rPr>
           <w:lang w:val="id_ID" w:bidi="id_ID"/>
@@ -649,72 +541,48 @@
         </w:rPr>
         <w:t>Paulus yakin bahwa Allah telah memilih dan memanggil orang-orang Kristen di Tesalonika, dan dia mendorong mereka untuk tetap berdiri teguh (</w:t>
       </w:r>
-      <w:hyperlink r:id="rId29">
-        <w:r>
-          <w:rPr>
-            <w:lang w:val="id_ID" w:bidi="id_ID"/>
-          </w:rPr>
-          <w:rPr>
-            <w:color w:val="0000EE"/>
-            <w:u w:val="single"/>
-          </w:rPr>
-          <w:t>2Tes. 2:13–15</w:t>
-        </w:r>
-      </w:hyperlink>
+      <w:r>
+        <w:rPr>
+          <w:lang w:val="id_ID" w:bidi="id_ID"/>
+        </w:rPr>
+        <w:t>2Tes. 2:13–15</w:t>
+      </w:r>
       <w:r>
         <w:rPr>
           <w:lang w:val="id_ID" w:bidi="id_ID"/>
         </w:rPr>
         <w:t>). Paulus menyimpulkan pembahasannya tentang peristiwa-peristiwa terakhir dengan doa untuk jemaat (</w:t>
       </w:r>
-      <w:hyperlink r:id="rId30">
-        <w:r>
-          <w:rPr>
-            <w:lang w:val="id_ID" w:bidi="id_ID"/>
-          </w:rPr>
-          <w:rPr>
-            <w:color w:val="0000EE"/>
-            <w:u w:val="single"/>
-          </w:rPr>
-          <w:t>2Tes. 2:16–17</w:t>
-        </w:r>
-      </w:hyperlink>
+      <w:r>
+        <w:rPr>
+          <w:lang w:val="id_ID" w:bidi="id_ID"/>
+        </w:rPr>
+        <w:t>2Tes. 2:16–17</w:t>
+      </w:r>
       <w:r>
         <w:rPr>
           <w:lang w:val="id_ID" w:bidi="id_ID"/>
         </w:rPr>
         <w:t>) dan permintaan agar mereka berdoa untuknya saat dia menyebarkan Kabar Baik (</w:t>
       </w:r>
-      <w:hyperlink r:id="rId31">
-        <w:r>
-          <w:rPr>
-            <w:lang w:val="id_ID" w:bidi="id_ID"/>
-          </w:rPr>
-          <w:rPr>
-            <w:color w:val="0000EE"/>
-            <w:u w:val="single"/>
-          </w:rPr>
-          <w:t>2Tes. 3:1–2</w:t>
-        </w:r>
-      </w:hyperlink>
+      <w:r>
+        <w:rPr>
+          <w:lang w:val="id_ID" w:bidi="id_ID"/>
+        </w:rPr>
+        <w:t>2Tes. 3:1–2</w:t>
+      </w:r>
       <w:r>
         <w:rPr>
           <w:lang w:val="id_ID" w:bidi="id_ID"/>
         </w:rPr>
         <w:t>). Keyakinannya terhadap jemaat didasarkan pada karya Allah di dalam diri mereka (</w:t>
       </w:r>
-      <w:hyperlink r:id="rId32">
-        <w:r>
-          <w:rPr>
-            <w:lang w:val="id_ID" w:bidi="id_ID"/>
-          </w:rPr>
-          <w:rPr>
-            <w:color w:val="0000EE"/>
-            <w:u w:val="single"/>
-          </w:rPr>
-          <w:t>2Tes. 3:3–5</w:t>
-        </w:r>
-      </w:hyperlink>
+      <w:r>
+        <w:rPr>
+          <w:lang w:val="id_ID" w:bidi="id_ID"/>
+        </w:rPr>
+        <w:t>2Tes. 3:3–5</w:t>
+      </w:r>
       <w:r>
         <w:rPr>
           <w:lang w:val="id_ID" w:bidi="id_ID"/>
@@ -735,108 +603,72 @@
         </w:rPr>
         <w:t>Dalam bagian penutup (</w:t>
       </w:r>
-      <w:hyperlink r:id="rId33">
-        <w:r>
-          <w:rPr>
-            <w:lang w:val="id_ID" w:bidi="id_ID"/>
-          </w:rPr>
-          <w:rPr>
-            <w:color w:val="0000EE"/>
-            <w:u w:val="single"/>
-          </w:rPr>
-          <w:t>2Tes. 3:6–18</w:t>
-        </w:r>
-      </w:hyperlink>
+      <w:r>
+        <w:rPr>
+          <w:lang w:val="id_ID" w:bidi="id_ID"/>
+        </w:rPr>
+        <w:t>2Tes. 3:6–18</w:t>
+      </w:r>
       <w:r>
         <w:rPr>
           <w:lang w:val="id_ID" w:bidi="id_ID"/>
         </w:rPr>
         <w:t>), Paulus kembali membahas masalah yang telah dia bahas dalam surat yang pertama. Beberapa orang percaya menolak untuk bekerja, meskipun Paulus telah memberikan instruksi dan teladan, sehingga Paulus meminta jemaat untuk mendisiplinkan mereka (</w:t>
       </w:r>
-      <w:hyperlink r:id="rId34">
-        <w:r>
-          <w:rPr>
-            <w:lang w:val="id_ID" w:bidi="id_ID"/>
-          </w:rPr>
-          <w:rPr>
-            <w:color w:val="0000EE"/>
-            <w:u w:val="single"/>
-          </w:rPr>
-          <w:t>2Tes. 3:6–10</w:t>
-        </w:r>
-      </w:hyperlink>
+      <w:r>
+        <w:rPr>
+          <w:lang w:val="id_ID" w:bidi="id_ID"/>
+        </w:rPr>
+        <w:t>2Tes. 3:6–10</w:t>
+      </w:r>
       <w:r>
         <w:rPr>
           <w:lang w:val="id_ID" w:bidi="id_ID"/>
         </w:rPr>
         <w:t>). Dia juga berbicara langsung kepada anggota-anggota yang malas ini, menyuruh mereka untuk mulai bekerja (</w:t>
       </w:r>
-      <w:hyperlink r:id="rId35">
-        <w:r>
-          <w:rPr>
-            <w:lang w:val="id_ID" w:bidi="id_ID"/>
-          </w:rPr>
-          <w:rPr>
-            <w:color w:val="0000EE"/>
-            <w:u w:val="single"/>
-          </w:rPr>
-          <w:t>2Tes. 3:11–12</w:t>
-        </w:r>
-      </w:hyperlink>
+      <w:r>
+        <w:rPr>
+          <w:lang w:val="id_ID" w:bidi="id_ID"/>
+        </w:rPr>
+        <w:t>2Tes. 3:11–12</w:t>
+      </w:r>
       <w:r>
         <w:rPr>
           <w:lang w:val="id_ID" w:bidi="id_ID"/>
         </w:rPr>
         <w:t>). Dia memberi perintah kepada jemaat untuk memperlakukan orang-orang yang malas ini sebagai orang-orang Kristen yang menyimpang , bukan sebagai musuh (</w:t>
       </w:r>
-      <w:hyperlink r:id="rId36">
-        <w:r>
-          <w:rPr>
-            <w:lang w:val="id_ID" w:bidi="id_ID"/>
-          </w:rPr>
-          <w:rPr>
-            <w:color w:val="0000EE"/>
-            <w:u w:val="single"/>
-          </w:rPr>
-          <w:t>2Tes. 3:14–15</w:t>
-        </w:r>
-      </w:hyperlink>
+      <w:r>
+        <w:rPr>
+          <w:lang w:val="id_ID" w:bidi="id_ID"/>
+        </w:rPr>
+        <w:t>2Tes. 3:14–15</w:t>
+      </w:r>
       <w:r>
         <w:rPr>
           <w:lang w:val="id_ID" w:bidi="id_ID"/>
         </w:rPr>
         <w:t>), dan dia mendorong jemaat untuk terus bermurah hati kepada mereka yang benar-benar membutuhkan (</w:t>
       </w:r>
-      <w:hyperlink r:id="rId37">
-        <w:r>
-          <w:rPr>
-            <w:lang w:val="id_ID" w:bidi="id_ID"/>
-          </w:rPr>
-          <w:rPr>
-            <w:color w:val="0000EE"/>
-            <w:u w:val="single"/>
-          </w:rPr>
-          <w:t>2Tes. 3:13</w:t>
-        </w:r>
-      </w:hyperlink>
+      <w:r>
+        <w:rPr>
+          <w:lang w:val="id_ID" w:bidi="id_ID"/>
+        </w:rPr>
+        <w:t>2Tes. 3:13</w:t>
+      </w:r>
       <w:r>
         <w:rPr>
           <w:lang w:val="id_ID" w:bidi="id_ID"/>
         </w:rPr>
         <w:t>). Dia menutup surat dengan doa dan salam terakhir (</w:t>
       </w:r>
-      <w:hyperlink r:id="rId38">
-        <w:r>
-          <w:rPr>
-            <w:lang w:val="id_ID" w:bidi="id_ID"/>
-          </w:rPr>
-          <w:rPr>
-            <w:color w:val="0000EE"/>
-            <w:u w:val="single"/>
-          </w:rPr>
-          <w:t>2Tes. 3:16–18</w:t>
-        </w:r>
-      </w:hyperlink>
+      <w:r>
+        <w:rPr>
+          <w:lang w:val="id_ID" w:bidi="id_ID"/>
+        </w:rPr>
+        <w:t>2Tes. 3:16–18</w:t>
+      </w:r>
       <w:r>
         <w:rPr>
           <w:lang w:val="id_ID" w:bidi="id_ID"/>
@@ -868,36 +700,24 @@
         </w:rPr>
         <w:t>Nama Paulus disebutkan di pembukaan surat (</w:t>
       </w:r>
-      <w:hyperlink r:id="rId39">
-        <w:r>
-          <w:rPr>
-            <w:lang w:val="id_ID" w:bidi="id_ID"/>
-          </w:rPr>
-          <w:rPr>
-            <w:color w:val="0000EE"/>
-            <w:u w:val="single"/>
-          </w:rPr>
-          <w:t>2Tes. 1:1</w:t>
-        </w:r>
-      </w:hyperlink>
+      <w:r>
+        <w:rPr>
+          <w:lang w:val="id_ID" w:bidi="id_ID"/>
+        </w:rPr>
+        <w:t>2Tes. 1:1</w:t>
+      </w:r>
       <w:r>
         <w:rPr>
           <w:lang w:val="id_ID" w:bidi="id_ID"/>
         </w:rPr>
         <w:t>); di akhir surat, Paulus menambahkan catatan dengan tangannya sendiri untuk memastikan keaslian surat tersebut (</w:t>
       </w:r>
-      <w:hyperlink r:id="rId40">
-        <w:r>
-          <w:rPr>
-            <w:lang w:val="id_ID" w:bidi="id_ID"/>
-          </w:rPr>
-          <w:rPr>
-            <w:color w:val="0000EE"/>
-            <w:u w:val="single"/>
-          </w:rPr>
-          <w:t>2Tes. 3:17</w:t>
-        </w:r>
-      </w:hyperlink>
+      <w:r>
+        <w:rPr>
+          <w:lang w:val="id_ID" w:bidi="id_ID"/>
+        </w:rPr>
+        <w:t>2Tes. 3:17</w:t>
+      </w:r>
       <w:r>
         <w:rPr>
           <w:lang w:val="id_ID" w:bidi="id_ID"/>
@@ -943,36 +763,24 @@
         </w:rPr>
         <w:t>Penerima surat tersebut adalah sama dengan mereka yang menerima 1 Tesalonika: “jemaat di Tesalonika, . . . kamu yang ada dalam Allah Bapa kita dan dalam Tuhan Yesus Kristus” (</w:t>
       </w:r>
-      <w:hyperlink r:id="rId39">
-        <w:r>
-          <w:rPr>
-            <w:lang w:val="id_ID" w:bidi="id_ID"/>
-          </w:rPr>
-          <w:rPr>
-            <w:color w:val="0000EE"/>
-            <w:u w:val="single"/>
-          </w:rPr>
-          <w:t>2Tes. 1:1</w:t>
-        </w:r>
-      </w:hyperlink>
+      <w:r>
+        <w:rPr>
+          <w:lang w:val="id_ID" w:bidi="id_ID"/>
+        </w:rPr>
+        <w:t>2Tes. 1:1</w:t>
+      </w:r>
       <w:r>
         <w:rPr>
           <w:lang w:val="id_ID" w:bidi="id_ID"/>
         </w:rPr>
         <w:t>). Banyak dari mereka adalah pengrajin yang mencari nafkah melalui pekerjaan manual (</w:t>
       </w:r>
-      <w:hyperlink r:id="rId41">
-        <w:r>
-          <w:rPr>
-            <w:lang w:val="id_ID" w:bidi="id_ID"/>
-          </w:rPr>
-          <w:rPr>
-            <w:color w:val="0000EE"/>
-            <w:u w:val="single"/>
-          </w:rPr>
-          <w:t>2Tes. 3:6–12</w:t>
-        </w:r>
-      </w:hyperlink>
+      <w:r>
+        <w:rPr>
+          <w:lang w:val="id_ID" w:bidi="id_ID"/>
+        </w:rPr>
+        <w:t>2Tes. 3:6–12</w:t>
+      </w:r>
       <w:r>
         <w:rPr>
           <w:lang w:val="id_ID" w:bidi="id_ID"/>
